--- a/Seminario de Sistemas/Clases/Proyecto Integrador/Plantilla de entrega/Plan de pruebas.docx
+++ b/Seminario de Sistemas/Clases/Proyecto Integrador/Plantilla de entrega/Plan de pruebas.docx
@@ -30,7 +30,7 @@
           <w:color w:val="269CCB"/>
           <w:sz w:val="20"/>
         </w:rPr>
-        <w:t>Seminario de Sistemas · Grupo 341C · Periodo 2026-2</w:t>
+        <w:t>Proyecto Integrador · Seminario de Sistemas</w:t>
       </w:r>
     </w:p>
     <w:p>
